--- a/deploy/scripts/fixtures/smoke.docx
+++ b/deploy/scripts/fixtures/smoke.docx
@@ -19,7 +19,7 @@
     </w:p>
     <w:p>
       <w:r>
-        <w:t>Second page</w:t>
+        <w:t>The second page of the smoke test document.</w:t>
       </w:r>
     </w:p>
   </w:body>
